--- a/8.1.4.4-loops/kz/esepter-acmp-8.1.4.4-kz-zhauaptary.docx
+++ b/8.1.4.4-loops/kz/esepter-acmp-8.1.4.4-kz-zhauaptary.docx
@@ -3489,7 +3489,7 @@
           <w:sz w:val="20"/>
           <w:szCs w:val="20"/>
         </w:rPr>
-        <w:t xml:space="preserve">Барлық бағдарлама тексерілді: парақтағы мысалдарда және кездейсоқ тестілерде іске қосылып, жауаптар сәйкес келді. Басқа дұрыс шешімдер де есептеледі.</w:t>
+        <w:t xml:space="preserve">Әр есептің екі шешімі бар: for циклімен және while циклімен. Барлық бағдарлама тексерілді: парақтағы мысалдарда және кездейсоқ тестілерде іске қосылып, жауаптар сәйкес келді. Басқа дұрыс шешімдер де есептеледі.</w:t>
       </w:r>
     </w:p>
     <w:p>
@@ -3529,7 +3529,23 @@
           <w:sz w:val="22"/>
           <w:szCs w:val="22"/>
         </w:rPr>
-        <w:t xml:space="preserve">for циклі және s жинақтауышы. Егер N 1-ден кіші болса, N-нен 1-ге дейінгі сандарды қосамыз.</w:t>
+        <w:t xml:space="preserve">s жинақтауышы: 1-ден N-ге дейінгі сандарды қосамыз. Егер N 1-ден кіші болса, N-нен 1-ге дейінгі сандарды қосамыз.</w:t>
+      </w:r>
+    </w:p>
+    <w:p>
+      <w:pPr>
+        <w:keepNext/>
+        <w:spacing w:before="80" w:after="20"/>
+      </w:pPr>
+      <w:r>
+        <w:rPr>
+          <w:rFonts w:ascii="Times New Roman" w:hAnsi="Times New Roman" w:cs="Times New Roman"/>
+          <w:i/>
+          <w:iCs/>
+          <w:sz w:val="22"/>
+          <w:szCs w:val="22"/>
+        </w:rPr>
+        <w:t xml:space="preserve">1-шешім — for циклі</w:t>
       </w:r>
     </w:p>
     <w:p>
@@ -3642,6 +3658,203 @@
           <w:szCs w:val="20"/>
         </w:rPr>
         <w:t xml:space="preserve">        s = s + i</w:t>
+      </w:r>
+    </w:p>
+    <w:p>
+      <w:pPr>
+        <w:spacing w:before="0" w:after="0"/>
+      </w:pPr>
+      <w:r>
+        <w:rPr>
+          <w:rFonts w:ascii="Courier New" w:hAnsi="Courier New" w:cs="Courier New"/>
+          <w:sz w:val="20"/>
+          <w:szCs w:val="20"/>
+        </w:rPr>
+        <w:t xml:space="preserve">print(s)</w:t>
+      </w:r>
+    </w:p>
+    <w:p>
+      <w:pPr>
+        <w:keepNext/>
+        <w:spacing w:before="80" w:after="20"/>
+      </w:pPr>
+      <w:r>
+        <w:rPr>
+          <w:rFonts w:ascii="Times New Roman" w:hAnsi="Times New Roman" w:cs="Times New Roman"/>
+          <w:i/>
+          <w:iCs/>
+          <w:sz w:val="22"/>
+          <w:szCs w:val="22"/>
+        </w:rPr>
+        <w:t xml:space="preserve">2-шешім — while циклі</w:t>
+      </w:r>
+    </w:p>
+    <w:p>
+      <w:pPr>
+        <w:keepNext/>
+        <w:spacing w:before="0" w:after="0"/>
+      </w:pPr>
+      <w:r>
+        <w:rPr>
+          <w:rFonts w:ascii="Courier New" w:hAnsi="Courier New" w:cs="Courier New"/>
+          <w:sz w:val="20"/>
+          <w:szCs w:val="20"/>
+        </w:rPr>
+        <w:t xml:space="preserve">n = int(input())</w:t>
+      </w:r>
+    </w:p>
+    <w:p>
+      <w:pPr>
+        <w:keepNext/>
+        <w:spacing w:before="0" w:after="0"/>
+      </w:pPr>
+      <w:r>
+        <w:rPr>
+          <w:rFonts w:ascii="Courier New" w:hAnsi="Courier New" w:cs="Courier New"/>
+          <w:sz w:val="20"/>
+          <w:szCs w:val="20"/>
+        </w:rPr>
+        <w:t xml:space="preserve">s = 0</w:t>
+      </w:r>
+    </w:p>
+    <w:p>
+      <w:pPr>
+        <w:keepNext/>
+        <w:spacing w:before="0" w:after="0"/>
+      </w:pPr>
+      <w:r>
+        <w:rPr>
+          <w:rFonts w:ascii="Courier New" w:hAnsi="Courier New" w:cs="Courier New"/>
+          <w:sz w:val="20"/>
+          <w:szCs w:val="20"/>
+        </w:rPr>
+        <w:t xml:space="preserve">if n &gt;= 1:</w:t>
+      </w:r>
+    </w:p>
+    <w:p>
+      <w:pPr>
+        <w:keepNext/>
+        <w:spacing w:before="0" w:after="0"/>
+      </w:pPr>
+      <w:r>
+        <w:rPr>
+          <w:rFonts w:ascii="Courier New" w:hAnsi="Courier New" w:cs="Courier New"/>
+          <w:sz w:val="20"/>
+          <w:szCs w:val="20"/>
+        </w:rPr>
+        <w:t xml:space="preserve">    i = 1</w:t>
+      </w:r>
+    </w:p>
+    <w:p>
+      <w:pPr>
+        <w:keepNext/>
+        <w:spacing w:before="0" w:after="0"/>
+      </w:pPr>
+      <w:r>
+        <w:rPr>
+          <w:rFonts w:ascii="Courier New" w:hAnsi="Courier New" w:cs="Courier New"/>
+          <w:sz w:val="20"/>
+          <w:szCs w:val="20"/>
+        </w:rPr>
+        <w:t xml:space="preserve">    while i &lt;= n:</w:t>
+      </w:r>
+    </w:p>
+    <w:p>
+      <w:pPr>
+        <w:keepNext/>
+        <w:spacing w:before="0" w:after="0"/>
+      </w:pPr>
+      <w:r>
+        <w:rPr>
+          <w:rFonts w:ascii="Courier New" w:hAnsi="Courier New" w:cs="Courier New"/>
+          <w:sz w:val="20"/>
+          <w:szCs w:val="20"/>
+        </w:rPr>
+        <w:t xml:space="preserve">        s = s + i</w:t>
+      </w:r>
+    </w:p>
+    <w:p>
+      <w:pPr>
+        <w:keepNext/>
+        <w:spacing w:before="0" w:after="0"/>
+      </w:pPr>
+      <w:r>
+        <w:rPr>
+          <w:rFonts w:ascii="Courier New" w:hAnsi="Courier New" w:cs="Courier New"/>
+          <w:sz w:val="20"/>
+          <w:szCs w:val="20"/>
+        </w:rPr>
+        <w:t xml:space="preserve">        i = i + 1</w:t>
+      </w:r>
+    </w:p>
+    <w:p>
+      <w:pPr>
+        <w:keepNext/>
+        <w:spacing w:before="0" w:after="0"/>
+      </w:pPr>
+      <w:r>
+        <w:rPr>
+          <w:rFonts w:ascii="Courier New" w:hAnsi="Courier New" w:cs="Courier New"/>
+          <w:sz w:val="20"/>
+          <w:szCs w:val="20"/>
+        </w:rPr>
+        <w:t xml:space="preserve">else:                          # N 1-ден кіші болуы мүмкін</w:t>
+      </w:r>
+    </w:p>
+    <w:p>
+      <w:pPr>
+        <w:keepNext/>
+        <w:spacing w:before="0" w:after="0"/>
+      </w:pPr>
+      <w:r>
+        <w:rPr>
+          <w:rFonts w:ascii="Courier New" w:hAnsi="Courier New" w:cs="Courier New"/>
+          <w:sz w:val="20"/>
+          <w:szCs w:val="20"/>
+        </w:rPr>
+        <w:t xml:space="preserve">    i = n</w:t>
+      </w:r>
+    </w:p>
+    <w:p>
+      <w:pPr>
+        <w:keepNext/>
+        <w:spacing w:before="0" w:after="0"/>
+      </w:pPr>
+      <w:r>
+        <w:rPr>
+          <w:rFonts w:ascii="Courier New" w:hAnsi="Courier New" w:cs="Courier New"/>
+          <w:sz w:val="20"/>
+          <w:szCs w:val="20"/>
+        </w:rPr>
+        <w:t xml:space="preserve">    while i &lt;= 1:</w:t>
+      </w:r>
+    </w:p>
+    <w:p>
+      <w:pPr>
+        <w:keepNext/>
+        <w:spacing w:before="0" w:after="0"/>
+      </w:pPr>
+      <w:r>
+        <w:rPr>
+          <w:rFonts w:ascii="Courier New" w:hAnsi="Courier New" w:cs="Courier New"/>
+          <w:sz w:val="20"/>
+          <w:szCs w:val="20"/>
+        </w:rPr>
+        <w:t xml:space="preserve">        s = s + i</w:t>
+      </w:r>
+    </w:p>
+    <w:p>
+      <w:pPr>
+        <w:keepNext/>
+        <w:spacing w:before="0" w:after="0"/>
+      </w:pPr>
+      <w:r>
+        <w:rPr>
+          <w:rFonts w:ascii="Courier New" w:hAnsi="Courier New" w:cs="Courier New"/>
+          <w:sz w:val="20"/>
+          <w:szCs w:val="20"/>
+        </w:rPr>
+        <w:t xml:space="preserve">        i = i + 1</w:t>
       </w:r>
     </w:p>
     <w:p>
@@ -3700,6 +3913,22 @@
     <w:p>
       <w:pPr>
         <w:keepNext/>
+        <w:spacing w:before="80" w:after="20"/>
+      </w:pPr>
+      <w:r>
+        <w:rPr>
+          <w:rFonts w:ascii="Times New Roman" w:hAnsi="Times New Roman" w:cs="Times New Roman"/>
+          <w:i/>
+          <w:iCs/>
+          <w:sz w:val="22"/>
+          <w:szCs w:val="22"/>
+        </w:rPr>
+        <w:t xml:space="preserve">1-шешім — for циклі</w:t>
+      </w:r>
+    </w:p>
+    <w:p>
+      <w:pPr>
+        <w:keepNext/>
         <w:spacing w:before="0" w:after="0"/>
       </w:pPr>
       <w:r>
@@ -3751,6 +3980,119 @@
           <w:szCs w:val="20"/>
         </w:rPr>
         <w:t xml:space="preserve">    f = f * i</w:t>
+      </w:r>
+    </w:p>
+    <w:p>
+      <w:pPr>
+        <w:spacing w:before="0" w:after="0"/>
+      </w:pPr>
+      <w:r>
+        <w:rPr>
+          <w:rFonts w:ascii="Courier New" w:hAnsi="Courier New" w:cs="Courier New"/>
+          <w:sz w:val="20"/>
+          <w:szCs w:val="20"/>
+        </w:rPr>
+        <w:t xml:space="preserve">print(f)</w:t>
+      </w:r>
+    </w:p>
+    <w:p>
+      <w:pPr>
+        <w:keepNext/>
+        <w:spacing w:before="80" w:after="20"/>
+      </w:pPr>
+      <w:r>
+        <w:rPr>
+          <w:rFonts w:ascii="Times New Roman" w:hAnsi="Times New Roman" w:cs="Times New Roman"/>
+          <w:i/>
+          <w:iCs/>
+          <w:sz w:val="22"/>
+          <w:szCs w:val="22"/>
+        </w:rPr>
+        <w:t xml:space="preserve">2-шешім — while циклі</w:t>
+      </w:r>
+    </w:p>
+    <w:p>
+      <w:pPr>
+        <w:keepNext/>
+        <w:spacing w:before="0" w:after="0"/>
+      </w:pPr>
+      <w:r>
+        <w:rPr>
+          <w:rFonts w:ascii="Courier New" w:hAnsi="Courier New" w:cs="Courier New"/>
+          <w:sz w:val="20"/>
+          <w:szCs w:val="20"/>
+        </w:rPr>
+        <w:t xml:space="preserve">n = int(input())</w:t>
+      </w:r>
+    </w:p>
+    <w:p>
+      <w:pPr>
+        <w:keepNext/>
+        <w:spacing w:before="0" w:after="0"/>
+      </w:pPr>
+      <w:r>
+        <w:rPr>
+          <w:rFonts w:ascii="Courier New" w:hAnsi="Courier New" w:cs="Courier New"/>
+          <w:sz w:val="20"/>
+          <w:szCs w:val="20"/>
+        </w:rPr>
+        <w:t xml:space="preserve">f = 1</w:t>
+      </w:r>
+    </w:p>
+    <w:p>
+      <w:pPr>
+        <w:keepNext/>
+        <w:spacing w:before="0" w:after="0"/>
+      </w:pPr>
+      <w:r>
+        <w:rPr>
+          <w:rFonts w:ascii="Courier New" w:hAnsi="Courier New" w:cs="Courier New"/>
+          <w:sz w:val="20"/>
+          <w:szCs w:val="20"/>
+        </w:rPr>
+        <w:t xml:space="preserve">i = 1</w:t>
+      </w:r>
+    </w:p>
+    <w:p>
+      <w:pPr>
+        <w:keepNext/>
+        <w:spacing w:before="0" w:after="0"/>
+      </w:pPr>
+      <w:r>
+        <w:rPr>
+          <w:rFonts w:ascii="Courier New" w:hAnsi="Courier New" w:cs="Courier New"/>
+          <w:sz w:val="20"/>
+          <w:szCs w:val="20"/>
+        </w:rPr>
+        <w:t xml:space="preserve">while i &lt;= n:</w:t>
+      </w:r>
+    </w:p>
+    <w:p>
+      <w:pPr>
+        <w:keepNext/>
+        <w:spacing w:before="0" w:after="0"/>
+      </w:pPr>
+      <w:r>
+        <w:rPr>
+          <w:rFonts w:ascii="Courier New" w:hAnsi="Courier New" w:cs="Courier New"/>
+          <w:sz w:val="20"/>
+          <w:szCs w:val="20"/>
+        </w:rPr>
+        <w:t xml:space="preserve">    f = f * i</w:t>
+      </w:r>
+    </w:p>
+    <w:p>
+      <w:pPr>
+        <w:keepNext/>
+        <w:spacing w:before="0" w:after="0"/>
+      </w:pPr>
+      <w:r>
+        <w:rPr>
+          <w:rFonts w:ascii="Courier New" w:hAnsi="Courier New" w:cs="Courier New"/>
+          <w:sz w:val="20"/>
+          <w:szCs w:val="20"/>
+        </w:rPr>
+        <w:t xml:space="preserve">    i = i + 1</w:t>
       </w:r>
     </w:p>
     <w:p>
@@ -3803,7 +4145,108 @@
           <w:sz w:val="22"/>
           <w:szCs w:val="22"/>
         </w:rPr>
-        <w:t xml:space="preserve">while циклі: i·i ≤ N болғанша i·i шығарып, i-ді арттырамыз.</w:t>
+        <w:t xml:space="preserve">i = 1, 2, 3, … іріктейміз; i·i ≤ N болғанша i·i шығарамыз. for шешімінде циклді break командасымен тоқтатамыз.</w:t>
+      </w:r>
+    </w:p>
+    <w:p>
+      <w:pPr>
+        <w:keepNext/>
+        <w:spacing w:before="80" w:after="20"/>
+      </w:pPr>
+      <w:r>
+        <w:rPr>
+          <w:rFonts w:ascii="Times New Roman" w:hAnsi="Times New Roman" w:cs="Times New Roman"/>
+          <w:i/>
+          <w:iCs/>
+          <w:sz w:val="22"/>
+          <w:szCs w:val="22"/>
+        </w:rPr>
+        <w:t xml:space="preserve">1-шешім — for циклі</w:t>
+      </w:r>
+    </w:p>
+    <w:p>
+      <w:pPr>
+        <w:keepNext/>
+        <w:spacing w:before="0" w:after="0"/>
+      </w:pPr>
+      <w:r>
+        <w:rPr>
+          <w:rFonts w:ascii="Courier New" w:hAnsi="Courier New" w:cs="Courier New"/>
+          <w:sz w:val="20"/>
+          <w:szCs w:val="20"/>
+        </w:rPr>
+        <w:t xml:space="preserve">n = int(input())</w:t>
+      </w:r>
+    </w:p>
+    <w:p>
+      <w:pPr>
+        <w:keepNext/>
+        <w:spacing w:before="0" w:after="0"/>
+      </w:pPr>
+      <w:r>
+        <w:rPr>
+          <w:rFonts w:ascii="Courier New" w:hAnsi="Courier New" w:cs="Courier New"/>
+          <w:sz w:val="20"/>
+          <w:szCs w:val="20"/>
+        </w:rPr>
+        <w:t xml:space="preserve">for i in range(1, n + 1):</w:t>
+      </w:r>
+    </w:p>
+    <w:p>
+      <w:pPr>
+        <w:keepNext/>
+        <w:spacing w:before="0" w:after="0"/>
+      </w:pPr>
+      <w:r>
+        <w:rPr>
+          <w:rFonts w:ascii="Courier New" w:hAnsi="Courier New" w:cs="Courier New"/>
+          <w:sz w:val="20"/>
+          <w:szCs w:val="20"/>
+        </w:rPr>
+        <w:t xml:space="preserve">    if i * i &gt; n:</w:t>
+      </w:r>
+    </w:p>
+    <w:p>
+      <w:pPr>
+        <w:keepNext/>
+        <w:spacing w:before="0" w:after="0"/>
+      </w:pPr>
+      <w:r>
+        <w:rPr>
+          <w:rFonts w:ascii="Courier New" w:hAnsi="Courier New" w:cs="Courier New"/>
+          <w:sz w:val="20"/>
+          <w:szCs w:val="20"/>
+        </w:rPr>
+        <w:t xml:space="preserve">        break</w:t>
+      </w:r>
+    </w:p>
+    <w:p>
+      <w:pPr>
+        <w:spacing w:before="0" w:after="0"/>
+      </w:pPr>
+      <w:r>
+        <w:rPr>
+          <w:rFonts w:ascii="Courier New" w:hAnsi="Courier New" w:cs="Courier New"/>
+          <w:sz w:val="20"/>
+          <w:szCs w:val="20"/>
+        </w:rPr>
+        <w:t xml:space="preserve">    print(i * i, end=' ')</w:t>
+      </w:r>
+    </w:p>
+    <w:p>
+      <w:pPr>
+        <w:keepNext/>
+        <w:spacing w:before="80" w:after="20"/>
+      </w:pPr>
+      <w:r>
+        <w:rPr>
+          <w:rFonts w:ascii="Times New Roman" w:hAnsi="Times New Roman" w:cs="Times New Roman"/>
+          <w:i/>
+          <w:iCs/>
+          <w:sz w:val="22"/>
+          <w:szCs w:val="22"/>
+        </w:rPr>
+        <w:t xml:space="preserve">2-шешім — while циклі</w:t>
       </w:r>
     </w:p>
     <w:p>
@@ -3912,7 +4355,136 @@
           <w:sz w:val="22"/>
           <w:szCs w:val="22"/>
         </w:rPr>
-        <w:t xml:space="preserve">while циклі: 1-ден бастап, сан ≤ N болғанша 2-ге көбейтеміз.</w:t>
+        <w:t xml:space="preserve">1-ден бастап, сан ≤ N болғанша 2-ге көбейтеміз. for шешімінде циклді break командасымен тоқтатамыз.</w:t>
+      </w:r>
+    </w:p>
+    <w:p>
+      <w:pPr>
+        <w:keepNext/>
+        <w:spacing w:before="80" w:after="20"/>
+      </w:pPr>
+      <w:r>
+        <w:rPr>
+          <w:rFonts w:ascii="Times New Roman" w:hAnsi="Times New Roman" w:cs="Times New Roman"/>
+          <w:i/>
+          <w:iCs/>
+          <w:sz w:val="22"/>
+          <w:szCs w:val="22"/>
+        </w:rPr>
+        <w:t xml:space="preserve">1-шешім — for циклі</w:t>
+      </w:r>
+    </w:p>
+    <w:p>
+      <w:pPr>
+        <w:keepNext/>
+        <w:spacing w:before="0" w:after="0"/>
+      </w:pPr>
+      <w:r>
+        <w:rPr>
+          <w:rFonts w:ascii="Courier New" w:hAnsi="Courier New" w:cs="Courier New"/>
+          <w:sz w:val="20"/>
+          <w:szCs w:val="20"/>
+        </w:rPr>
+        <w:t xml:space="preserve">n = int(input())</w:t>
+      </w:r>
+    </w:p>
+    <w:p>
+      <w:pPr>
+        <w:keepNext/>
+        <w:spacing w:before="0" w:after="0"/>
+      </w:pPr>
+      <w:r>
+        <w:rPr>
+          <w:rFonts w:ascii="Courier New" w:hAnsi="Courier New" w:cs="Courier New"/>
+          <w:sz w:val="20"/>
+          <w:szCs w:val="20"/>
+        </w:rPr>
+        <w:t xml:space="preserve">p = 1</w:t>
+      </w:r>
+    </w:p>
+    <w:p>
+      <w:pPr>
+        <w:keepNext/>
+        <w:spacing w:before="0" w:after="0"/>
+      </w:pPr>
+      <w:r>
+        <w:rPr>
+          <w:rFonts w:ascii="Courier New" w:hAnsi="Courier New" w:cs="Courier New"/>
+          <w:sz w:val="20"/>
+          <w:szCs w:val="20"/>
+        </w:rPr>
+        <w:t xml:space="preserve">for k in range(31):            # 2-нің 30-дәрежесі 10⁹-нан үлкен</w:t>
+      </w:r>
+    </w:p>
+    <w:p>
+      <w:pPr>
+        <w:keepNext/>
+        <w:spacing w:before="0" w:after="0"/>
+      </w:pPr>
+      <w:r>
+        <w:rPr>
+          <w:rFonts w:ascii="Courier New" w:hAnsi="Courier New" w:cs="Courier New"/>
+          <w:sz w:val="20"/>
+          <w:szCs w:val="20"/>
+        </w:rPr>
+        <w:t xml:space="preserve">    if p &gt; n:</w:t>
+      </w:r>
+    </w:p>
+    <w:p>
+      <w:pPr>
+        <w:keepNext/>
+        <w:spacing w:before="0" w:after="0"/>
+      </w:pPr>
+      <w:r>
+        <w:rPr>
+          <w:rFonts w:ascii="Courier New" w:hAnsi="Courier New" w:cs="Courier New"/>
+          <w:sz w:val="20"/>
+          <w:szCs w:val="20"/>
+        </w:rPr>
+        <w:t xml:space="preserve">        break</w:t>
+      </w:r>
+    </w:p>
+    <w:p>
+      <w:pPr>
+        <w:keepNext/>
+        <w:spacing w:before="0" w:after="0"/>
+      </w:pPr>
+      <w:r>
+        <w:rPr>
+          <w:rFonts w:ascii="Courier New" w:hAnsi="Courier New" w:cs="Courier New"/>
+          <w:sz w:val="20"/>
+          <w:szCs w:val="20"/>
+        </w:rPr>
+        <w:t xml:space="preserve">    print(p, end=' ')</w:t>
+      </w:r>
+    </w:p>
+    <w:p>
+      <w:pPr>
+        <w:spacing w:before="0" w:after="0"/>
+      </w:pPr>
+      <w:r>
+        <w:rPr>
+          <w:rFonts w:ascii="Courier New" w:hAnsi="Courier New" w:cs="Courier New"/>
+          <w:sz w:val="20"/>
+          <w:szCs w:val="20"/>
+        </w:rPr>
+        <w:t xml:space="preserve">    p = p * 2</w:t>
+      </w:r>
+    </w:p>
+    <w:p>
+      <w:pPr>
+        <w:keepNext/>
+        <w:spacing w:before="80" w:after="20"/>
+      </w:pPr>
+      <w:r>
+        <w:rPr>
+          <w:rFonts w:ascii="Times New Roman" w:hAnsi="Times New Roman" w:cs="Times New Roman"/>
+          <w:i/>
+          <w:iCs/>
+          <w:sz w:val="22"/>
+          <w:szCs w:val="22"/>
+        </w:rPr>
+        <w:t xml:space="preserve">2-шешім — while циклі</w:t>
       </w:r>
     </w:p>
     <w:p>
@@ -4021,7 +4593,108 @@
           <w:sz w:val="22"/>
           <w:szCs w:val="22"/>
         </w:rPr>
-        <w:t xml:space="preserve">while циклі d = 2, 3, … бөлгіштерін N қалдықсыз бөлінетін біріншісіне дейін іріктейді.</w:t>
+        <w:t xml:space="preserve">d = 2, 3, … бөлгіштерін N қалдықсыз бөлінетін біріншісіне дейін іріктейміз (for шешімінде — break).</w:t>
+      </w:r>
+    </w:p>
+    <w:p>
+      <w:pPr>
+        <w:keepNext/>
+        <w:spacing w:before="80" w:after="20"/>
+      </w:pPr>
+      <w:r>
+        <w:rPr>
+          <w:rFonts w:ascii="Times New Roman" w:hAnsi="Times New Roman" w:cs="Times New Roman"/>
+          <w:i/>
+          <w:iCs/>
+          <w:sz w:val="22"/>
+          <w:szCs w:val="22"/>
+        </w:rPr>
+        <w:t xml:space="preserve">1-шешім — for циклі</w:t>
+      </w:r>
+    </w:p>
+    <w:p>
+      <w:pPr>
+        <w:keepNext/>
+        <w:spacing w:before="0" w:after="0"/>
+      </w:pPr>
+      <w:r>
+        <w:rPr>
+          <w:rFonts w:ascii="Courier New" w:hAnsi="Courier New" w:cs="Courier New"/>
+          <w:sz w:val="20"/>
+          <w:szCs w:val="20"/>
+        </w:rPr>
+        <w:t xml:space="preserve">n = int(input())</w:t>
+      </w:r>
+    </w:p>
+    <w:p>
+      <w:pPr>
+        <w:keepNext/>
+        <w:spacing w:before="0" w:after="0"/>
+      </w:pPr>
+      <w:r>
+        <w:rPr>
+          <w:rFonts w:ascii="Courier New" w:hAnsi="Courier New" w:cs="Courier New"/>
+          <w:sz w:val="20"/>
+          <w:szCs w:val="20"/>
+        </w:rPr>
+        <w:t xml:space="preserve">for d in range(2, n + 1):</w:t>
+      </w:r>
+    </w:p>
+    <w:p>
+      <w:pPr>
+        <w:keepNext/>
+        <w:spacing w:before="0" w:after="0"/>
+      </w:pPr>
+      <w:r>
+        <w:rPr>
+          <w:rFonts w:ascii="Courier New" w:hAnsi="Courier New" w:cs="Courier New"/>
+          <w:sz w:val="20"/>
+          <w:szCs w:val="20"/>
+        </w:rPr>
+        <w:t xml:space="preserve">    if n % d == 0:</w:t>
+      </w:r>
+    </w:p>
+    <w:p>
+      <w:pPr>
+        <w:keepNext/>
+        <w:spacing w:before="0" w:after="0"/>
+      </w:pPr>
+      <w:r>
+        <w:rPr>
+          <w:rFonts w:ascii="Courier New" w:hAnsi="Courier New" w:cs="Courier New"/>
+          <w:sz w:val="20"/>
+          <w:szCs w:val="20"/>
+        </w:rPr>
+        <w:t xml:space="preserve">        print(d)</w:t>
+      </w:r>
+    </w:p>
+    <w:p>
+      <w:pPr>
+        <w:spacing w:before="0" w:after="0"/>
+      </w:pPr>
+      <w:r>
+        <w:rPr>
+          <w:rFonts w:ascii="Courier New" w:hAnsi="Courier New" w:cs="Courier New"/>
+          <w:sz w:val="20"/>
+          <w:szCs w:val="20"/>
+        </w:rPr>
+        <w:t xml:space="preserve">        break</w:t>
+      </w:r>
+    </w:p>
+    <w:p>
+      <w:pPr>
+        <w:keepNext/>
+        <w:spacing w:before="80" w:after="20"/>
+      </w:pPr>
+      <w:r>
+        <w:rPr>
+          <w:rFonts w:ascii="Times New Roman" w:hAnsi="Times New Roman" w:cs="Times New Roman"/>
+          <w:i/>
+          <w:iCs/>
+          <w:sz w:val="22"/>
+          <w:szCs w:val="22"/>
+        </w:rPr>
+        <w:t xml:space="preserve">2-шешім — while циклі</w:t>
       </w:r>
     </w:p>
     <w:p>
@@ -4136,6 +4809,22 @@
     <w:p>
       <w:pPr>
         <w:keepNext/>
+        <w:spacing w:before="80" w:after="20"/>
+      </w:pPr>
+      <w:r>
+        <w:rPr>
+          <w:rFonts w:ascii="Times New Roman" w:hAnsi="Times New Roman" w:cs="Times New Roman"/>
+          <w:i/>
+          <w:iCs/>
+          <w:sz w:val="22"/>
+          <w:szCs w:val="22"/>
+        </w:rPr>
+        <w:t xml:space="preserve">1-шешім — for циклі</w:t>
+      </w:r>
+    </w:p>
+    <w:p>
+      <w:pPr>
+        <w:keepNext/>
         <w:spacing w:before="0" w:after="0"/>
       </w:pPr>
       <w:r>
@@ -4257,6 +4946,189 @@
           <w:szCs w:val="20"/>
         </w:rPr>
         <w:t xml:space="preserve">        mx = x</w:t>
+      </w:r>
+    </w:p>
+    <w:p>
+      <w:pPr>
+        <w:spacing w:before="0" w:after="0"/>
+      </w:pPr>
+      <w:r>
+        <w:rPr>
+          <w:rFonts w:ascii="Courier New" w:hAnsi="Courier New" w:cs="Courier New"/>
+          <w:sz w:val="20"/>
+          <w:szCs w:val="20"/>
+        </w:rPr>
+        <w:t xml:space="preserve">print(mn, mx)</w:t>
+      </w:r>
+    </w:p>
+    <w:p>
+      <w:pPr>
+        <w:keepNext/>
+        <w:spacing w:before="80" w:after="20"/>
+      </w:pPr>
+      <w:r>
+        <w:rPr>
+          <w:rFonts w:ascii="Times New Roman" w:hAnsi="Times New Roman" w:cs="Times New Roman"/>
+          <w:i/>
+          <w:iCs/>
+          <w:sz w:val="22"/>
+          <w:szCs w:val="22"/>
+        </w:rPr>
+        <w:t xml:space="preserve">2-шешім — while циклі</w:t>
+      </w:r>
+    </w:p>
+    <w:p>
+      <w:pPr>
+        <w:keepNext/>
+        <w:spacing w:before="0" w:after="0"/>
+      </w:pPr>
+      <w:r>
+        <w:rPr>
+          <w:rFonts w:ascii="Courier New" w:hAnsi="Courier New" w:cs="Courier New"/>
+          <w:sz w:val="20"/>
+          <w:szCs w:val="20"/>
+        </w:rPr>
+        <w:t xml:space="preserve">n = int(input())</w:t>
+      </w:r>
+    </w:p>
+    <w:p>
+      <w:pPr>
+        <w:keepNext/>
+        <w:spacing w:before="0" w:after="0"/>
+      </w:pPr>
+      <w:r>
+        <w:rPr>
+          <w:rFonts w:ascii="Courier New" w:hAnsi="Courier New" w:cs="Courier New"/>
+          <w:sz w:val="20"/>
+          <w:szCs w:val="20"/>
+        </w:rPr>
+        <w:t xml:space="preserve">a = list(map(int, input().split()))</w:t>
+      </w:r>
+    </w:p>
+    <w:p>
+      <w:pPr>
+        <w:keepNext/>
+        <w:spacing w:before="0" w:after="0"/>
+      </w:pPr>
+      <w:r>
+        <w:rPr>
+          <w:rFonts w:ascii="Courier New" w:hAnsi="Courier New" w:cs="Courier New"/>
+          <w:sz w:val="20"/>
+          <w:szCs w:val="20"/>
+        </w:rPr>
+        <w:t xml:space="preserve">mn = a[0]</w:t>
+      </w:r>
+    </w:p>
+    <w:p>
+      <w:pPr>
+        <w:keepNext/>
+        <w:spacing w:before="0" w:after="0"/>
+      </w:pPr>
+      <w:r>
+        <w:rPr>
+          <w:rFonts w:ascii="Courier New" w:hAnsi="Courier New" w:cs="Courier New"/>
+          <w:sz w:val="20"/>
+          <w:szCs w:val="20"/>
+        </w:rPr>
+        <w:t xml:space="preserve">mx = a[0]</w:t>
+      </w:r>
+    </w:p>
+    <w:p>
+      <w:pPr>
+        <w:keepNext/>
+        <w:spacing w:before="0" w:after="0"/>
+      </w:pPr>
+      <w:r>
+        <w:rPr>
+          <w:rFonts w:ascii="Courier New" w:hAnsi="Courier New" w:cs="Courier New"/>
+          <w:sz w:val="20"/>
+          <w:szCs w:val="20"/>
+        </w:rPr>
+        <w:t xml:space="preserve">i = 1</w:t>
+      </w:r>
+    </w:p>
+    <w:p>
+      <w:pPr>
+        <w:keepNext/>
+        <w:spacing w:before="0" w:after="0"/>
+      </w:pPr>
+      <w:r>
+        <w:rPr>
+          <w:rFonts w:ascii="Courier New" w:hAnsi="Courier New" w:cs="Courier New"/>
+          <w:sz w:val="20"/>
+          <w:szCs w:val="20"/>
+        </w:rPr>
+        <w:t xml:space="preserve">while i &lt; n:</w:t>
+      </w:r>
+    </w:p>
+    <w:p>
+      <w:pPr>
+        <w:keepNext/>
+        <w:spacing w:before="0" w:after="0"/>
+      </w:pPr>
+      <w:r>
+        <w:rPr>
+          <w:rFonts w:ascii="Courier New" w:hAnsi="Courier New" w:cs="Courier New"/>
+          <w:sz w:val="20"/>
+          <w:szCs w:val="20"/>
+        </w:rPr>
+        <w:t xml:space="preserve">    if a[i] &lt; mn:</w:t>
+      </w:r>
+    </w:p>
+    <w:p>
+      <w:pPr>
+        <w:keepNext/>
+        <w:spacing w:before="0" w:after="0"/>
+      </w:pPr>
+      <w:r>
+        <w:rPr>
+          <w:rFonts w:ascii="Courier New" w:hAnsi="Courier New" w:cs="Courier New"/>
+          <w:sz w:val="20"/>
+          <w:szCs w:val="20"/>
+        </w:rPr>
+        <w:t xml:space="preserve">        mn = a[i]</w:t>
+      </w:r>
+    </w:p>
+    <w:p>
+      <w:pPr>
+        <w:keepNext/>
+        <w:spacing w:before="0" w:after="0"/>
+      </w:pPr>
+      <w:r>
+        <w:rPr>
+          <w:rFonts w:ascii="Courier New" w:hAnsi="Courier New" w:cs="Courier New"/>
+          <w:sz w:val="20"/>
+          <w:szCs w:val="20"/>
+        </w:rPr>
+        <w:t xml:space="preserve">    if a[i] &gt; mx:</w:t>
+      </w:r>
+    </w:p>
+    <w:p>
+      <w:pPr>
+        <w:keepNext/>
+        <w:spacing w:before="0" w:after="0"/>
+      </w:pPr>
+      <w:r>
+        <w:rPr>
+          <w:rFonts w:ascii="Courier New" w:hAnsi="Courier New" w:cs="Courier New"/>
+          <w:sz w:val="20"/>
+          <w:szCs w:val="20"/>
+        </w:rPr>
+        <w:t xml:space="preserve">        mx = a[i]</w:t>
+      </w:r>
+    </w:p>
+    <w:p>
+      <w:pPr>
+        <w:keepNext/>
+        <w:spacing w:before="0" w:after="0"/>
+      </w:pPr>
+      <w:r>
+        <w:rPr>
+          <w:rFonts w:ascii="Courier New" w:hAnsi="Courier New" w:cs="Courier New"/>
+          <w:sz w:val="20"/>
+          <w:szCs w:val="20"/>
+        </w:rPr>
+        <w:t xml:space="preserve">    i = i + 1</w:t>
       </w:r>
     </w:p>
     <w:p>
@@ -4315,6 +5187,22 @@
     <w:p>
       <w:pPr>
         <w:keepNext/>
+        <w:spacing w:before="80" w:after="20"/>
+      </w:pPr>
+      <w:r>
+        <w:rPr>
+          <w:rFonts w:ascii="Times New Roman" w:hAnsi="Times New Roman" w:cs="Times New Roman"/>
+          <w:i/>
+          <w:iCs/>
+          <w:sz w:val="22"/>
+          <w:szCs w:val="22"/>
+        </w:rPr>
+        <w:t xml:space="preserve">1-шешім — for циклі</w:t>
+      </w:r>
+    </w:p>
+    <w:p>
+      <w:pPr>
+        <w:keepNext/>
         <w:spacing w:before="0" w:after="0"/>
       </w:pPr>
       <w:r>
@@ -4393,6 +5281,91 @@
           <w:szCs w:val="20"/>
         </w:rPr>
         <w:t xml:space="preserve">        break</w:t>
+      </w:r>
+    </w:p>
+    <w:p>
+      <w:pPr>
+        <w:keepNext/>
+        <w:spacing w:before="80" w:after="20"/>
+      </w:pPr>
+      <w:r>
+        <w:rPr>
+          <w:rFonts w:ascii="Times New Roman" w:hAnsi="Times New Roman" w:cs="Times New Roman"/>
+          <w:i/>
+          <w:iCs/>
+          <w:sz w:val="22"/>
+          <w:szCs w:val="22"/>
+        </w:rPr>
+        <w:t xml:space="preserve">2-шешім — while циклі</w:t>
+      </w:r>
+    </w:p>
+    <w:p>
+      <w:pPr>
+        <w:keepNext/>
+        <w:spacing w:before="0" w:after="0"/>
+      </w:pPr>
+      <w:r>
+        <w:rPr>
+          <w:rFonts w:ascii="Courier New" w:hAnsi="Courier New" w:cs="Courier New"/>
+          <w:sz w:val="20"/>
+          <w:szCs w:val="20"/>
+        </w:rPr>
+        <w:t xml:space="preserve">s, p = map(int, input().split())</w:t>
+      </w:r>
+    </w:p>
+    <w:p>
+      <w:pPr>
+        <w:keepNext/>
+        <w:spacing w:before="0" w:after="0"/>
+      </w:pPr>
+      <w:r>
+        <w:rPr>
+          <w:rFonts w:ascii="Courier New" w:hAnsi="Courier New" w:cs="Courier New"/>
+          <w:sz w:val="20"/>
+          <w:szCs w:val="20"/>
+        </w:rPr>
+        <w:t xml:space="preserve">x = 1</w:t>
+      </w:r>
+    </w:p>
+    <w:p>
+      <w:pPr>
+        <w:keepNext/>
+        <w:spacing w:before="0" w:after="0"/>
+      </w:pPr>
+      <w:r>
+        <w:rPr>
+          <w:rFonts w:ascii="Courier New" w:hAnsi="Courier New" w:cs="Courier New"/>
+          <w:sz w:val="20"/>
+          <w:szCs w:val="20"/>
+        </w:rPr>
+        <w:t xml:space="preserve">while x * (s - x) != p or x &gt; s - x:</w:t>
+      </w:r>
+    </w:p>
+    <w:p>
+      <w:pPr>
+        <w:keepNext/>
+        <w:spacing w:before="0" w:after="0"/>
+      </w:pPr>
+      <w:r>
+        <w:rPr>
+          <w:rFonts w:ascii="Courier New" w:hAnsi="Courier New" w:cs="Courier New"/>
+          <w:sz w:val="20"/>
+          <w:szCs w:val="20"/>
+        </w:rPr>
+        <w:t xml:space="preserve">    x = x + 1</w:t>
+      </w:r>
+    </w:p>
+    <w:p>
+      <w:pPr>
+        <w:spacing w:before="0" w:after="0"/>
+      </w:pPr>
+      <w:r>
+        <w:rPr>
+          <w:rFonts w:ascii="Courier New" w:hAnsi="Courier New" w:cs="Courier New"/>
+          <w:sz w:val="20"/>
+          <w:szCs w:val="20"/>
+        </w:rPr>
+        <w:t xml:space="preserve">print(x, s - x)</w:t>
       </w:r>
     </w:p>
     <w:p>
@@ -4438,6 +5411,22 @@
     <w:p>
       <w:pPr>
         <w:keepNext/>
+        <w:spacing w:before="80" w:after="20"/>
+      </w:pPr>
+      <w:r>
+        <w:rPr>
+          <w:rFonts w:ascii="Times New Roman" w:hAnsi="Times New Roman" w:cs="Times New Roman"/>
+          <w:i/>
+          <w:iCs/>
+          <w:sz w:val="22"/>
+          <w:szCs w:val="22"/>
+        </w:rPr>
+        <w:t xml:space="preserve">1-шешім — for циклі</w:t>
+      </w:r>
+    </w:p>
+    <w:p>
+      <w:pPr>
+        <w:keepNext/>
         <w:spacing w:before="0" w:after="0"/>
       </w:pPr>
       <w:r>
@@ -4573,6 +5562,203 @@
           <w:szCs w:val="20"/>
         </w:rPr>
         <w:t xml:space="preserve">        cur = 0</w:t>
+      </w:r>
+    </w:p>
+    <w:p>
+      <w:pPr>
+        <w:spacing w:before="0" w:after="0"/>
+      </w:pPr>
+      <w:r>
+        <w:rPr>
+          <w:rFonts w:ascii="Courier New" w:hAnsi="Courier New" w:cs="Courier New"/>
+          <w:sz w:val="20"/>
+          <w:szCs w:val="20"/>
+        </w:rPr>
+        <w:t xml:space="preserve">print(best)</w:t>
+      </w:r>
+    </w:p>
+    <w:p>
+      <w:pPr>
+        <w:keepNext/>
+        <w:spacing w:before="80" w:after="20"/>
+      </w:pPr>
+      <w:r>
+        <w:rPr>
+          <w:rFonts w:ascii="Times New Roman" w:hAnsi="Times New Roman" w:cs="Times New Roman"/>
+          <w:i/>
+          <w:iCs/>
+          <w:sz w:val="22"/>
+          <w:szCs w:val="22"/>
+        </w:rPr>
+        <w:t xml:space="preserve">2-шешім — while циклі</w:t>
+      </w:r>
+    </w:p>
+    <w:p>
+      <w:pPr>
+        <w:keepNext/>
+        <w:spacing w:before="0" w:after="0"/>
+      </w:pPr>
+      <w:r>
+        <w:rPr>
+          <w:rFonts w:ascii="Courier New" w:hAnsi="Courier New" w:cs="Courier New"/>
+          <w:sz w:val="20"/>
+          <w:szCs w:val="20"/>
+        </w:rPr>
+        <w:t xml:space="preserve">t = input()</w:t>
+      </w:r>
+    </w:p>
+    <w:p>
+      <w:pPr>
+        <w:keepNext/>
+        <w:spacing w:before="0" w:after="0"/>
+      </w:pPr>
+      <w:r>
+        <w:rPr>
+          <w:rFonts w:ascii="Courier New" w:hAnsi="Courier New" w:cs="Courier New"/>
+          <w:sz w:val="20"/>
+          <w:szCs w:val="20"/>
+        </w:rPr>
+        <w:t xml:space="preserve">best = 0</w:t>
+      </w:r>
+    </w:p>
+    <w:p>
+      <w:pPr>
+        <w:keepNext/>
+        <w:spacing w:before="0" w:after="0"/>
+      </w:pPr>
+      <w:r>
+        <w:rPr>
+          <w:rFonts w:ascii="Courier New" w:hAnsi="Courier New" w:cs="Courier New"/>
+          <w:sz w:val="20"/>
+          <w:szCs w:val="20"/>
+        </w:rPr>
+        <w:t xml:space="preserve">cur = 0</w:t>
+      </w:r>
+    </w:p>
+    <w:p>
+      <w:pPr>
+        <w:keepNext/>
+        <w:spacing w:before="0" w:after="0"/>
+      </w:pPr>
+      <w:r>
+        <w:rPr>
+          <w:rFonts w:ascii="Courier New" w:hAnsi="Courier New" w:cs="Courier New"/>
+          <w:sz w:val="20"/>
+          <w:szCs w:val="20"/>
+        </w:rPr>
+        <w:t xml:space="preserve">i = 0</w:t>
+      </w:r>
+    </w:p>
+    <w:p>
+      <w:pPr>
+        <w:keepNext/>
+        <w:spacing w:before="0" w:after="0"/>
+      </w:pPr>
+      <w:r>
+        <w:rPr>
+          <w:rFonts w:ascii="Courier New" w:hAnsi="Courier New" w:cs="Courier New"/>
+          <w:sz w:val="20"/>
+          <w:szCs w:val="20"/>
+        </w:rPr>
+        <w:t xml:space="preserve">while i &lt; len(t):</w:t>
+      </w:r>
+    </w:p>
+    <w:p>
+      <w:pPr>
+        <w:keepNext/>
+        <w:spacing w:before="0" w:after="0"/>
+      </w:pPr>
+      <w:r>
+        <w:rPr>
+          <w:rFonts w:ascii="Courier New" w:hAnsi="Courier New" w:cs="Courier New"/>
+          <w:sz w:val="20"/>
+          <w:szCs w:val="20"/>
+        </w:rPr>
+        <w:t xml:space="preserve">    if t[i] == '0':</w:t>
+      </w:r>
+    </w:p>
+    <w:p>
+      <w:pPr>
+        <w:keepNext/>
+        <w:spacing w:before="0" w:after="0"/>
+      </w:pPr>
+      <w:r>
+        <w:rPr>
+          <w:rFonts w:ascii="Courier New" w:hAnsi="Courier New" w:cs="Courier New"/>
+          <w:sz w:val="20"/>
+          <w:szCs w:val="20"/>
+        </w:rPr>
+        <w:t xml:space="preserve">        cur = cur + 1</w:t>
+      </w:r>
+    </w:p>
+    <w:p>
+      <w:pPr>
+        <w:keepNext/>
+        <w:spacing w:before="0" w:after="0"/>
+      </w:pPr>
+      <w:r>
+        <w:rPr>
+          <w:rFonts w:ascii="Courier New" w:hAnsi="Courier New" w:cs="Courier New"/>
+          <w:sz w:val="20"/>
+          <w:szCs w:val="20"/>
+        </w:rPr>
+        <w:t xml:space="preserve">        if cur &gt; best:</w:t>
+      </w:r>
+    </w:p>
+    <w:p>
+      <w:pPr>
+        <w:keepNext/>
+        <w:spacing w:before="0" w:after="0"/>
+      </w:pPr>
+      <w:r>
+        <w:rPr>
+          <w:rFonts w:ascii="Courier New" w:hAnsi="Courier New" w:cs="Courier New"/>
+          <w:sz w:val="20"/>
+          <w:szCs w:val="20"/>
+        </w:rPr>
+        <w:t xml:space="preserve">            best = cur</w:t>
+      </w:r>
+    </w:p>
+    <w:p>
+      <w:pPr>
+        <w:keepNext/>
+        <w:spacing w:before="0" w:after="0"/>
+      </w:pPr>
+      <w:r>
+        <w:rPr>
+          <w:rFonts w:ascii="Courier New" w:hAnsi="Courier New" w:cs="Courier New"/>
+          <w:sz w:val="20"/>
+          <w:szCs w:val="20"/>
+        </w:rPr>
+        <w:t xml:space="preserve">    else:</w:t>
+      </w:r>
+    </w:p>
+    <w:p>
+      <w:pPr>
+        <w:keepNext/>
+        <w:spacing w:before="0" w:after="0"/>
+      </w:pPr>
+      <w:r>
+        <w:rPr>
+          <w:rFonts w:ascii="Courier New" w:hAnsi="Courier New" w:cs="Courier New"/>
+          <w:sz w:val="20"/>
+          <w:szCs w:val="20"/>
+        </w:rPr>
+        <w:t xml:space="preserve">        cur = 0</w:t>
+      </w:r>
+    </w:p>
+    <w:p>
+      <w:pPr>
+        <w:keepNext/>
+        <w:spacing w:before="0" w:after="0"/>
+      </w:pPr>
+      <w:r>
+        <w:rPr>
+          <w:rFonts w:ascii="Courier New" w:hAnsi="Courier New" w:cs="Courier New"/>
+          <w:sz w:val="20"/>
+          <w:szCs w:val="20"/>
+        </w:rPr>
+        <w:t xml:space="preserve">    i = i + 1</w:t>
       </w:r>
     </w:p>
     <w:p>
@@ -4631,6 +5817,22 @@
     <w:p>
       <w:pPr>
         <w:keepNext/>
+        <w:spacing w:before="80" w:after="20"/>
+      </w:pPr>
+      <w:r>
+        <w:rPr>
+          <w:rFonts w:ascii="Times New Roman" w:hAnsi="Times New Roman" w:cs="Times New Roman"/>
+          <w:i/>
+          <w:iCs/>
+          <w:sz w:val="22"/>
+          <w:szCs w:val="22"/>
+        </w:rPr>
+        <w:t xml:space="preserve">1-шешім — for циклі</w:t>
+      </w:r>
+    </w:p>
+    <w:p>
+      <w:pPr>
+        <w:keepNext/>
         <w:spacing w:before="0" w:after="0"/>
       </w:pPr>
       <w:r>
@@ -4808,6 +6010,273 @@
           <w:szCs w:val="20"/>
         </w:rPr>
         <w:t xml:space="preserve">    p = p * a[k]</w:t>
+      </w:r>
+    </w:p>
+    <w:p>
+      <w:pPr>
+        <w:spacing w:before="0" w:after="0"/>
+      </w:pPr>
+      <w:r>
+        <w:rPr>
+          <w:rFonts w:ascii="Courier New" w:hAnsi="Courier New" w:cs="Courier New"/>
+          <w:sz w:val="20"/>
+          <w:szCs w:val="20"/>
+        </w:rPr>
+        <w:t xml:space="preserve">print(s, p)</w:t>
+      </w:r>
+    </w:p>
+    <w:p>
+      <w:pPr>
+        <w:keepNext/>
+        <w:spacing w:before="80" w:after="20"/>
+      </w:pPr>
+      <w:r>
+        <w:rPr>
+          <w:rFonts w:ascii="Times New Roman" w:hAnsi="Times New Roman" w:cs="Times New Roman"/>
+          <w:i/>
+          <w:iCs/>
+          <w:sz w:val="22"/>
+          <w:szCs w:val="22"/>
+        </w:rPr>
+        <w:t xml:space="preserve">2-шешім — while циклі</w:t>
+      </w:r>
+    </w:p>
+    <w:p>
+      <w:pPr>
+        <w:keepNext/>
+        <w:spacing w:before="0" w:after="0"/>
+      </w:pPr>
+      <w:r>
+        <w:rPr>
+          <w:rFonts w:ascii="Courier New" w:hAnsi="Courier New" w:cs="Courier New"/>
+          <w:sz w:val="20"/>
+          <w:szCs w:val="20"/>
+        </w:rPr>
+        <w:t xml:space="preserve">n = int(input())</w:t>
+      </w:r>
+    </w:p>
+    <w:p>
+      <w:pPr>
+        <w:keepNext/>
+        <w:spacing w:before="0" w:after="0"/>
+      </w:pPr>
+      <w:r>
+        <w:rPr>
+          <w:rFonts w:ascii="Courier New" w:hAnsi="Courier New" w:cs="Courier New"/>
+          <w:sz w:val="20"/>
+          <w:szCs w:val="20"/>
+        </w:rPr>
+        <w:t xml:space="preserve">a = list(map(int, input().split()))</w:t>
+      </w:r>
+    </w:p>
+    <w:p>
+      <w:pPr>
+        <w:keepNext/>
+        <w:spacing w:before="0" w:after="0"/>
+      </w:pPr>
+      <w:r>
+        <w:rPr>
+          <w:rFonts w:ascii="Courier New" w:hAnsi="Courier New" w:cs="Courier New"/>
+          <w:sz w:val="20"/>
+          <w:szCs w:val="20"/>
+        </w:rPr>
+        <w:t xml:space="preserve">s = 0</w:t>
+      </w:r>
+    </w:p>
+    <w:p>
+      <w:pPr>
+        <w:keepNext/>
+        <w:spacing w:before="0" w:after="0"/>
+      </w:pPr>
+      <w:r>
+        <w:rPr>
+          <w:rFonts w:ascii="Courier New" w:hAnsi="Courier New" w:cs="Courier New"/>
+          <w:sz w:val="20"/>
+          <w:szCs w:val="20"/>
+        </w:rPr>
+        <w:t xml:space="preserve">k = 0</w:t>
+      </w:r>
+    </w:p>
+    <w:p>
+      <w:pPr>
+        <w:keepNext/>
+        <w:spacing w:before="0" w:after="0"/>
+      </w:pPr>
+      <w:r>
+        <w:rPr>
+          <w:rFonts w:ascii="Courier New" w:hAnsi="Courier New" w:cs="Courier New"/>
+          <w:sz w:val="20"/>
+          <w:szCs w:val="20"/>
+        </w:rPr>
+        <w:t xml:space="preserve">while k &lt; n:</w:t>
+      </w:r>
+    </w:p>
+    <w:p>
+      <w:pPr>
+        <w:keepNext/>
+        <w:spacing w:before="0" w:after="0"/>
+      </w:pPr>
+      <w:r>
+        <w:rPr>
+          <w:rFonts w:ascii="Courier New" w:hAnsi="Courier New" w:cs="Courier New"/>
+          <w:sz w:val="20"/>
+          <w:szCs w:val="20"/>
+        </w:rPr>
+        <w:t xml:space="preserve">    if a[k] &gt; 0:</w:t>
+      </w:r>
+    </w:p>
+    <w:p>
+      <w:pPr>
+        <w:keepNext/>
+        <w:spacing w:before="0" w:after="0"/>
+      </w:pPr>
+      <w:r>
+        <w:rPr>
+          <w:rFonts w:ascii="Courier New" w:hAnsi="Courier New" w:cs="Courier New"/>
+          <w:sz w:val="20"/>
+          <w:szCs w:val="20"/>
+        </w:rPr>
+        <w:t xml:space="preserve">        s = s + a[k]</w:t>
+      </w:r>
+    </w:p>
+    <w:p>
+      <w:pPr>
+        <w:keepNext/>
+        <w:spacing w:before="0" w:after="0"/>
+      </w:pPr>
+      <w:r>
+        <w:rPr>
+          <w:rFonts w:ascii="Courier New" w:hAnsi="Courier New" w:cs="Courier New"/>
+          <w:sz w:val="20"/>
+          <w:szCs w:val="20"/>
+        </w:rPr>
+        <w:t xml:space="preserve">    k = k + 1</w:t>
+      </w:r>
+    </w:p>
+    <w:p>
+      <w:pPr>
+        <w:keepNext/>
+        <w:spacing w:before="0" w:after="0"/>
+      </w:pPr>
+      <w:r>
+        <w:rPr>
+          <w:rFonts w:ascii="Courier New" w:hAnsi="Courier New" w:cs="Courier New"/>
+          <w:sz w:val="20"/>
+          <w:szCs w:val="20"/>
+        </w:rPr>
+        <w:t xml:space="preserve">i = a.index(min(a))</w:t>
+      </w:r>
+    </w:p>
+    <w:p>
+      <w:pPr>
+        <w:keepNext/>
+        <w:spacing w:before="0" w:after="0"/>
+      </w:pPr>
+      <w:r>
+        <w:rPr>
+          <w:rFonts w:ascii="Courier New" w:hAnsi="Courier New" w:cs="Courier New"/>
+          <w:sz w:val="20"/>
+          <w:szCs w:val="20"/>
+        </w:rPr>
+        <w:t xml:space="preserve">j = a.index(max(a))</w:t>
+      </w:r>
+    </w:p>
+    <w:p>
+      <w:pPr>
+        <w:keepNext/>
+        <w:spacing w:before="0" w:after="0"/>
+      </w:pPr>
+      <w:r>
+        <w:rPr>
+          <w:rFonts w:ascii="Courier New" w:hAnsi="Courier New" w:cs="Courier New"/>
+          <w:sz w:val="20"/>
+          <w:szCs w:val="20"/>
+        </w:rPr>
+        <w:t xml:space="preserve">if i &gt; j:</w:t>
+      </w:r>
+    </w:p>
+    <w:p>
+      <w:pPr>
+        <w:keepNext/>
+        <w:spacing w:before="0" w:after="0"/>
+      </w:pPr>
+      <w:r>
+        <w:rPr>
+          <w:rFonts w:ascii="Courier New" w:hAnsi="Courier New" w:cs="Courier New"/>
+          <w:sz w:val="20"/>
+          <w:szCs w:val="20"/>
+        </w:rPr>
+        <w:t xml:space="preserve">    i, j = j, i</w:t>
+      </w:r>
+    </w:p>
+    <w:p>
+      <w:pPr>
+        <w:keepNext/>
+        <w:spacing w:before="0" w:after="0"/>
+      </w:pPr>
+      <w:r>
+        <w:rPr>
+          <w:rFonts w:ascii="Courier New" w:hAnsi="Courier New" w:cs="Courier New"/>
+          <w:sz w:val="20"/>
+          <w:szCs w:val="20"/>
+        </w:rPr>
+        <w:t xml:space="preserve">p = 1</w:t>
+      </w:r>
+    </w:p>
+    <w:p>
+      <w:pPr>
+        <w:keepNext/>
+        <w:spacing w:before="0" w:after="0"/>
+      </w:pPr>
+      <w:r>
+        <w:rPr>
+          <w:rFonts w:ascii="Courier New" w:hAnsi="Courier New" w:cs="Courier New"/>
+          <w:sz w:val="20"/>
+          <w:szCs w:val="20"/>
+        </w:rPr>
+        <w:t xml:space="preserve">k = i + 1</w:t>
+      </w:r>
+    </w:p>
+    <w:p>
+      <w:pPr>
+        <w:keepNext/>
+        <w:spacing w:before="0" w:after="0"/>
+      </w:pPr>
+      <w:r>
+        <w:rPr>
+          <w:rFonts w:ascii="Courier New" w:hAnsi="Courier New" w:cs="Courier New"/>
+          <w:sz w:val="20"/>
+          <w:szCs w:val="20"/>
+        </w:rPr>
+        <w:t xml:space="preserve">while k &lt; j:</w:t>
+      </w:r>
+    </w:p>
+    <w:p>
+      <w:pPr>
+        <w:keepNext/>
+        <w:spacing w:before="0" w:after="0"/>
+      </w:pPr>
+      <w:r>
+        <w:rPr>
+          <w:rFonts w:ascii="Courier New" w:hAnsi="Courier New" w:cs="Courier New"/>
+          <w:sz w:val="20"/>
+          <w:szCs w:val="20"/>
+        </w:rPr>
+        <w:t xml:space="preserve">    p = p * a[k]</w:t>
+      </w:r>
+    </w:p>
+    <w:p>
+      <w:pPr>
+        <w:keepNext/>
+        <w:spacing w:before="0" w:after="0"/>
+      </w:pPr>
+      <w:r>
+        <w:rPr>
+          <w:rFonts w:ascii="Courier New" w:hAnsi="Courier New" w:cs="Courier New"/>
+          <w:sz w:val="20"/>
+          <w:szCs w:val="20"/>
+        </w:rPr>
+        <w:t xml:space="preserve">    k = k + 1</w:t>
       </w:r>
     </w:p>
     <w:p>
@@ -4860,7 +6329,23 @@
           <w:sz w:val="22"/>
           <w:szCs w:val="22"/>
         </w:rPr>
-        <w:t xml:space="preserve">a-ны 2-ден бастап іріктейміз; кірістірілген циклдермен a мен N − a жай сан екенін тексереміз; бірінші жұп — жауап.</w:t>
+        <w:t xml:space="preserve">a-ны 2-ден бастап іріктейміз; кірістірілген циклдермен a мен N − a жай сан екенін тексереміз; бірінші жұп — жауап. while шешімінде санның ең кіші бөлгіші санның өзіне тең болса, ол жай сан.</w:t>
+      </w:r>
+    </w:p>
+    <w:p>
+      <w:pPr>
+        <w:keepNext/>
+        <w:spacing w:before="80" w:after="20"/>
+      </w:pPr>
+      <w:r>
+        <w:rPr>
+          <w:rFonts w:ascii="Times New Roman" w:hAnsi="Times New Roman" w:cs="Times New Roman"/>
+          <w:i/>
+          <w:iCs/>
+          <w:sz w:val="22"/>
+          <w:szCs w:val="22"/>
+        </w:rPr>
+        <w:t xml:space="preserve">1-шешім — for циклі</w:t>
       </w:r>
     </w:p>
     <w:p>
@@ -5056,6 +6541,231 @@
           <w:szCs w:val="20"/>
         </w:rPr>
         <w:t xml:space="preserve">        break</w:t>
+      </w:r>
+    </w:p>
+    <w:p>
+      <w:pPr>
+        <w:keepNext/>
+        <w:spacing w:before="80" w:after="20"/>
+      </w:pPr>
+      <w:r>
+        <w:rPr>
+          <w:rFonts w:ascii="Times New Roman" w:hAnsi="Times New Roman" w:cs="Times New Roman"/>
+          <w:i/>
+          <w:iCs/>
+          <w:sz w:val="22"/>
+          <w:szCs w:val="22"/>
+        </w:rPr>
+        <w:t xml:space="preserve">2-шешім — while циклі</w:t>
+      </w:r>
+    </w:p>
+    <w:p>
+      <w:pPr>
+        <w:keepNext/>
+        <w:spacing w:before="0" w:after="0"/>
+      </w:pPr>
+      <w:r>
+        <w:rPr>
+          <w:rFonts w:ascii="Courier New" w:hAnsi="Courier New" w:cs="Courier New"/>
+          <w:sz w:val="20"/>
+          <w:szCs w:val="20"/>
+        </w:rPr>
+        <w:t xml:space="preserve">n = int(input())</w:t>
+      </w:r>
+    </w:p>
+    <w:p>
+      <w:pPr>
+        <w:keepNext/>
+        <w:spacing w:before="0" w:after="0"/>
+      </w:pPr>
+      <w:r>
+        <w:rPr>
+          <w:rFonts w:ascii="Courier New" w:hAnsi="Courier New" w:cs="Courier New"/>
+          <w:sz w:val="20"/>
+          <w:szCs w:val="20"/>
+        </w:rPr>
+        <w:t xml:space="preserve">a = 2</w:t>
+      </w:r>
+    </w:p>
+    <w:p>
+      <w:pPr>
+        <w:keepNext/>
+        <w:spacing w:before="0" w:after="0"/>
+      </w:pPr>
+      <w:r>
+        <w:rPr>
+          <w:rFonts w:ascii="Courier New" w:hAnsi="Courier New" w:cs="Courier New"/>
+          <w:sz w:val="20"/>
+          <w:szCs w:val="20"/>
+        </w:rPr>
+        <w:t xml:space="preserve">found = False</w:t>
+      </w:r>
+    </w:p>
+    <w:p>
+      <w:pPr>
+        <w:keepNext/>
+        <w:spacing w:before="0" w:after="0"/>
+      </w:pPr>
+      <w:r>
+        <w:rPr>
+          <w:rFonts w:ascii="Courier New" w:hAnsi="Courier New" w:cs="Courier New"/>
+          <w:sz w:val="20"/>
+          <w:szCs w:val="20"/>
+        </w:rPr>
+        <w:t xml:space="preserve">while not found:</w:t>
+      </w:r>
+    </w:p>
+    <w:p>
+      <w:pPr>
+        <w:keepNext/>
+        <w:spacing w:before="0" w:after="0"/>
+      </w:pPr>
+      <w:r>
+        <w:rPr>
+          <w:rFonts w:ascii="Courier New" w:hAnsi="Courier New" w:cs="Courier New"/>
+          <w:sz w:val="20"/>
+          <w:szCs w:val="20"/>
+        </w:rPr>
+        <w:t xml:space="preserve">    b = n - a</w:t>
+      </w:r>
+    </w:p>
+    <w:p>
+      <w:pPr>
+        <w:keepNext/>
+        <w:spacing w:before="0" w:after="0"/>
+      </w:pPr>
+      <w:r>
+        <w:rPr>
+          <w:rFonts w:ascii="Courier New" w:hAnsi="Courier New" w:cs="Courier New"/>
+          <w:sz w:val="20"/>
+          <w:szCs w:val="20"/>
+        </w:rPr>
+        <w:t xml:space="preserve">    d = 2</w:t>
+      </w:r>
+    </w:p>
+    <w:p>
+      <w:pPr>
+        <w:keepNext/>
+        <w:spacing w:before="0" w:after="0"/>
+      </w:pPr>
+      <w:r>
+        <w:rPr>
+          <w:rFonts w:ascii="Courier New" w:hAnsi="Courier New" w:cs="Courier New"/>
+          <w:sz w:val="20"/>
+          <w:szCs w:val="20"/>
+        </w:rPr>
+        <w:t xml:space="preserve">    while a % d != 0:          # a санының ең кіші бөлгіші</w:t>
+      </w:r>
+    </w:p>
+    <w:p>
+      <w:pPr>
+        <w:keepNext/>
+        <w:spacing w:before="0" w:after="0"/>
+      </w:pPr>
+      <w:r>
+        <w:rPr>
+          <w:rFonts w:ascii="Courier New" w:hAnsi="Courier New" w:cs="Courier New"/>
+          <w:sz w:val="20"/>
+          <w:szCs w:val="20"/>
+        </w:rPr>
+        <w:t xml:space="preserve">        d = d + 1</w:t>
+      </w:r>
+    </w:p>
+    <w:p>
+      <w:pPr>
+        <w:keepNext/>
+        <w:spacing w:before="0" w:after="0"/>
+      </w:pPr>
+      <w:r>
+        <w:rPr>
+          <w:rFonts w:ascii="Courier New" w:hAnsi="Courier New" w:cs="Courier New"/>
+          <w:sz w:val="20"/>
+          <w:szCs w:val="20"/>
+        </w:rPr>
+        <w:t xml:space="preserve">    e = 2</w:t>
+      </w:r>
+    </w:p>
+    <w:p>
+      <w:pPr>
+        <w:keepNext/>
+        <w:spacing w:before="0" w:after="0"/>
+      </w:pPr>
+      <w:r>
+        <w:rPr>
+          <w:rFonts w:ascii="Courier New" w:hAnsi="Courier New" w:cs="Courier New"/>
+          <w:sz w:val="20"/>
+          <w:szCs w:val="20"/>
+        </w:rPr>
+        <w:t xml:space="preserve">    while b % e != 0:          # b санының ең кіші бөлгіші</w:t>
+      </w:r>
+    </w:p>
+    <w:p>
+      <w:pPr>
+        <w:keepNext/>
+        <w:spacing w:before="0" w:after="0"/>
+      </w:pPr>
+      <w:r>
+        <w:rPr>
+          <w:rFonts w:ascii="Courier New" w:hAnsi="Courier New" w:cs="Courier New"/>
+          <w:sz w:val="20"/>
+          <w:szCs w:val="20"/>
+        </w:rPr>
+        <w:t xml:space="preserve">        e = e + 1</w:t>
+      </w:r>
+    </w:p>
+    <w:p>
+      <w:pPr>
+        <w:keepNext/>
+        <w:spacing w:before="0" w:after="0"/>
+      </w:pPr>
+      <w:r>
+        <w:rPr>
+          <w:rFonts w:ascii="Courier New" w:hAnsi="Courier New" w:cs="Courier New"/>
+          <w:sz w:val="20"/>
+          <w:szCs w:val="20"/>
+        </w:rPr>
+        <w:t xml:space="preserve">    if d == a and e == b:      # екі сан да жай</w:t>
+      </w:r>
+    </w:p>
+    <w:p>
+      <w:pPr>
+        <w:keepNext/>
+        <w:spacing w:before="0" w:after="0"/>
+      </w:pPr>
+      <w:r>
+        <w:rPr>
+          <w:rFonts w:ascii="Courier New" w:hAnsi="Courier New" w:cs="Courier New"/>
+          <w:sz w:val="20"/>
+          <w:szCs w:val="20"/>
+        </w:rPr>
+        <w:t xml:space="preserve">        print(a, b)</w:t>
+      </w:r>
+    </w:p>
+    <w:p>
+      <w:pPr>
+        <w:keepNext/>
+        <w:spacing w:before="0" w:after="0"/>
+      </w:pPr>
+      <w:r>
+        <w:rPr>
+          <w:rFonts w:ascii="Courier New" w:hAnsi="Courier New" w:cs="Courier New"/>
+          <w:sz w:val="20"/>
+          <w:szCs w:val="20"/>
+        </w:rPr>
+        <w:t xml:space="preserve">        found = True</w:t>
+      </w:r>
+    </w:p>
+    <w:p>
+      <w:pPr>
+        <w:spacing w:before="0" w:after="0"/>
+      </w:pPr>
+      <w:r>
+        <w:rPr>
+          <w:rFonts w:ascii="Courier New" w:hAnsi="Courier New" w:cs="Courier New"/>
+          <w:sz w:val="20"/>
+          <w:szCs w:val="20"/>
+        </w:rPr>
+        <w:t xml:space="preserve">    a = a + 1</w:t>
       </w:r>
     </w:p>
     <w:sectPr>
